--- a/manuscript/tables/table1_characterization.docx
+++ b/manuscript/tables/table1_characterization.docx
@@ -779,7 +779,7 @@
           </w:tcPr>
           <w:p>
             <w:r>
-              <w:t>0.7986</w:t>
+              <w:t>0.7961</w:t>
             </w:r>
           </w:p>
         </w:tc>
